--- a/ZOHA_timetable.docx
+++ b/ZOHA_timetable.docx
@@ -7,7 +7,12 @@
         <w:pStyle w:val="Title"/>
       </w:pPr>
       <w:r>
-        <w:t>Teacher Timetable - ZOHA</w:t>
+        <w:t>Teacher Timetable — ZOHA</w:t>
+      </w:r>
+    </w:p>
+    <w:p>
+      <w:r>
+        <w:t>Total Weekly Periods: 24</w:t>
       </w:r>
     </w:p>
     <w:tbl>
@@ -17,17 +22,19 @@
         <w:tblLook w:firstColumn="1" w:firstRow="1" w:lastColumn="0" w:lastRow="0" w:noHBand="0" w:noVBand="1" w:val="04A0"/>
       </w:tblPr>
       <w:tblGrid>
-        <w:gridCol w:w="1440"/>
-        <w:gridCol w:w="1440"/>
-        <w:gridCol w:w="1440"/>
-        <w:gridCol w:w="1440"/>
-        <w:gridCol w:w="1440"/>
-        <w:gridCol w:w="1440"/>
+        <w:gridCol w:w="1080"/>
+        <w:gridCol w:w="1080"/>
+        <w:gridCol w:w="1080"/>
+        <w:gridCol w:w="1080"/>
+        <w:gridCol w:w="1080"/>
+        <w:gridCol w:w="1080"/>
+        <w:gridCol w:w="1080"/>
+        <w:gridCol w:w="1080"/>
       </w:tblGrid>
       <w:tr>
         <w:tc>
           <w:tcPr>
-            <w:tcW w:type="dxa" w:w="1440"/>
+            <w:tcW w:type="dxa" w:w="1080"/>
           </w:tcPr>
           <w:p>
             <w:r>
@@ -37,51 +44,71 @@
         </w:tc>
         <w:tc>
           <w:tcPr>
-            <w:tcW w:type="dxa" w:w="1440"/>
+            <w:tcW w:type="dxa" w:w="1080"/>
           </w:tcPr>
           <w:p>
             <w:r>
-              <w:t>Monday</w:t>
+              <w:t>Mon-Thu Time</w:t>
             </w:r>
           </w:p>
         </w:tc>
         <w:tc>
           <w:tcPr>
-            <w:tcW w:type="dxa" w:w="1440"/>
+            <w:tcW w:type="dxa" w:w="1080"/>
           </w:tcPr>
           <w:p>
             <w:r>
-              <w:t>Tuesday</w:t>
+              <w:t>Mon</w:t>
             </w:r>
           </w:p>
         </w:tc>
         <w:tc>
           <w:tcPr>
-            <w:tcW w:type="dxa" w:w="1440"/>
+            <w:tcW w:type="dxa" w:w="1080"/>
           </w:tcPr>
           <w:p>
             <w:r>
-              <w:t>Wednesday</w:t>
+              <w:t>Tue</w:t>
             </w:r>
           </w:p>
         </w:tc>
         <w:tc>
           <w:tcPr>
-            <w:tcW w:type="dxa" w:w="1440"/>
+            <w:tcW w:type="dxa" w:w="1080"/>
           </w:tcPr>
           <w:p>
             <w:r>
-              <w:t>Thursday</w:t>
+              <w:t>Wed</w:t>
             </w:r>
           </w:p>
         </w:tc>
         <w:tc>
           <w:tcPr>
-            <w:tcW w:type="dxa" w:w="1440"/>
+            <w:tcW w:type="dxa" w:w="1080"/>
           </w:tcPr>
           <w:p>
             <w:r>
-              <w:t>Friday</w:t>
+              <w:t>Thu</w:t>
+            </w:r>
+          </w:p>
+        </w:tc>
+        <w:tc>
+          <w:tcPr>
+            <w:tcW w:type="dxa" w:w="1080"/>
+          </w:tcPr>
+          <w:p>
+            <w:r>
+              <w:t>Fri</w:t>
+            </w:r>
+          </w:p>
+        </w:tc>
+        <w:tc>
+          <w:tcPr>
+            <w:tcW w:type="dxa" w:w="1080"/>
+          </w:tcPr>
+          <w:p>
+            <w:r>
+              <w:t>Fri Time</w:t>
             </w:r>
           </w:p>
         </w:tc>
@@ -89,7 +116,7 @@
       <w:tr>
         <w:tc>
           <w:tcPr>
-            <w:tcW w:type="dxa" w:w="1440"/>
+            <w:tcW w:type="dxa" w:w="1080"/>
           </w:tcPr>
           <w:p>
             <w:r>
@@ -99,7 +126,17 @@
         </w:tc>
         <w:tc>
           <w:tcPr>
-            <w:tcW w:type="dxa" w:w="1440"/>
+            <w:tcW w:type="dxa" w:w="1080"/>
+          </w:tcPr>
+          <w:p>
+            <w:r>
+              <w:t>8:00-8:50</w:t>
+            </w:r>
+          </w:p>
+        </w:tc>
+        <w:tc>
+          <w:tcPr>
+            <w:tcW w:type="dxa" w:w="1080"/>
           </w:tcPr>
           <w:p>
             <w:r/>
@@ -107,7 +144,7 @@
         </w:tc>
         <w:tc>
           <w:tcPr>
-            <w:tcW w:type="dxa" w:w="1440"/>
+            <w:tcW w:type="dxa" w:w="1080"/>
           </w:tcPr>
           <w:p>
             <w:r>
@@ -119,7 +156,7 @@
         </w:tc>
         <w:tc>
           <w:tcPr>
-            <w:tcW w:type="dxa" w:w="1440"/>
+            <w:tcW w:type="dxa" w:w="1080"/>
           </w:tcPr>
           <w:p>
             <w:r>
@@ -131,7 +168,7 @@
         </w:tc>
         <w:tc>
           <w:tcPr>
-            <w:tcW w:type="dxa" w:w="1440"/>
+            <w:tcW w:type="dxa" w:w="1080"/>
           </w:tcPr>
           <w:p>
             <w:r>
@@ -143,7 +180,7 @@
         </w:tc>
         <w:tc>
           <w:tcPr>
-            <w:tcW w:type="dxa" w:w="1440"/>
+            <w:tcW w:type="dxa" w:w="1080"/>
           </w:tcPr>
           <w:p>
             <w:r>
@@ -153,11 +190,21 @@
             </w:r>
           </w:p>
         </w:tc>
+        <w:tc>
+          <w:tcPr>
+            <w:tcW w:type="dxa" w:w="1080"/>
+          </w:tcPr>
+          <w:p>
+            <w:r>
+              <w:t>8:00-8:40</w:t>
+            </w:r>
+          </w:p>
+        </w:tc>
       </w:tr>
       <w:tr>
         <w:tc>
           <w:tcPr>
-            <w:tcW w:type="dxa" w:w="1440"/>
+            <w:tcW w:type="dxa" w:w="1080"/>
           </w:tcPr>
           <w:p>
             <w:r>
@@ -167,7 +214,17 @@
         </w:tc>
         <w:tc>
           <w:tcPr>
-            <w:tcW w:type="dxa" w:w="1440"/>
+            <w:tcW w:type="dxa" w:w="1080"/>
+          </w:tcPr>
+          <w:p>
+            <w:r>
+              <w:t>8:50-9:30</w:t>
+            </w:r>
+          </w:p>
+        </w:tc>
+        <w:tc>
+          <w:tcPr>
+            <w:tcW w:type="dxa" w:w="1080"/>
           </w:tcPr>
           <w:p>
             <w:r>
@@ -179,7 +236,7 @@
         </w:tc>
         <w:tc>
           <w:tcPr>
-            <w:tcW w:type="dxa" w:w="1440"/>
+            <w:tcW w:type="dxa" w:w="1080"/>
           </w:tcPr>
           <w:p>
             <w:r>
@@ -191,7 +248,7 @@
         </w:tc>
         <w:tc>
           <w:tcPr>
-            <w:tcW w:type="dxa" w:w="1440"/>
+            <w:tcW w:type="dxa" w:w="1080"/>
           </w:tcPr>
           <w:p>
             <w:r/>
@@ -199,7 +256,7 @@
         </w:tc>
         <w:tc>
           <w:tcPr>
-            <w:tcW w:type="dxa" w:w="1440"/>
+            <w:tcW w:type="dxa" w:w="1080"/>
           </w:tcPr>
           <w:p>
             <w:r/>
@@ -207,7 +264,7 @@
         </w:tc>
         <w:tc>
           <w:tcPr>
-            <w:tcW w:type="dxa" w:w="1440"/>
+            <w:tcW w:type="dxa" w:w="1080"/>
           </w:tcPr>
           <w:p>
             <w:r>
@@ -217,11 +274,21 @@
             </w:r>
           </w:p>
         </w:tc>
+        <w:tc>
+          <w:tcPr>
+            <w:tcW w:type="dxa" w:w="1080"/>
+          </w:tcPr>
+          <w:p>
+            <w:r>
+              <w:t>8:40-9:15</w:t>
+            </w:r>
+          </w:p>
+        </w:tc>
       </w:tr>
       <w:tr>
         <w:tc>
           <w:tcPr>
-            <w:tcW w:type="dxa" w:w="1440"/>
+            <w:tcW w:type="dxa" w:w="1080"/>
           </w:tcPr>
           <w:p>
             <w:r>
@@ -231,7 +298,17 @@
         </w:tc>
         <w:tc>
           <w:tcPr>
-            <w:tcW w:type="dxa" w:w="1440"/>
+            <w:tcW w:type="dxa" w:w="1080"/>
+          </w:tcPr>
+          <w:p>
+            <w:r>
+              <w:t>9:30-10:10</w:t>
+            </w:r>
+          </w:p>
+        </w:tc>
+        <w:tc>
+          <w:tcPr>
+            <w:tcW w:type="dxa" w:w="1080"/>
           </w:tcPr>
           <w:p>
             <w:r>
@@ -243,7 +320,7 @@
         </w:tc>
         <w:tc>
           <w:tcPr>
-            <w:tcW w:type="dxa" w:w="1440"/>
+            <w:tcW w:type="dxa" w:w="1080"/>
           </w:tcPr>
           <w:p>
             <w:r>
@@ -255,7 +332,7 @@
         </w:tc>
         <w:tc>
           <w:tcPr>
-            <w:tcW w:type="dxa" w:w="1440"/>
+            <w:tcW w:type="dxa" w:w="1080"/>
           </w:tcPr>
           <w:p>
             <w:r>
@@ -267,7 +344,7 @@
         </w:tc>
         <w:tc>
           <w:tcPr>
-            <w:tcW w:type="dxa" w:w="1440"/>
+            <w:tcW w:type="dxa" w:w="1080"/>
           </w:tcPr>
           <w:p>
             <w:r>
@@ -279,17 +356,27 @@
         </w:tc>
         <w:tc>
           <w:tcPr>
-            <w:tcW w:type="dxa" w:w="1440"/>
+            <w:tcW w:type="dxa" w:w="1080"/>
           </w:tcPr>
           <w:p>
             <w:r/>
+          </w:p>
+        </w:tc>
+        <w:tc>
+          <w:tcPr>
+            <w:tcW w:type="dxa" w:w="1080"/>
+          </w:tcPr>
+          <w:p>
+            <w:r>
+              <w:t>9:15-9:50</w:t>
+            </w:r>
           </w:p>
         </w:tc>
       </w:tr>
       <w:tr>
         <w:tc>
           <w:tcPr>
-            <w:tcW w:type="dxa" w:w="1440"/>
+            <w:tcW w:type="dxa" w:w="1080"/>
           </w:tcPr>
           <w:p>
             <w:r>
@@ -299,7 +386,17 @@
         </w:tc>
         <w:tc>
           <w:tcPr>
-            <w:tcW w:type="dxa" w:w="1440"/>
+            <w:tcW w:type="dxa" w:w="1080"/>
+          </w:tcPr>
+          <w:p>
+            <w:r>
+              <w:t>10:10-10:50</w:t>
+            </w:r>
+          </w:p>
+        </w:tc>
+        <w:tc>
+          <w:tcPr>
+            <w:tcW w:type="dxa" w:w="1080"/>
           </w:tcPr>
           <w:p>
             <w:r/>
@@ -307,7 +404,7 @@
         </w:tc>
         <w:tc>
           <w:tcPr>
-            <w:tcW w:type="dxa" w:w="1440"/>
+            <w:tcW w:type="dxa" w:w="1080"/>
           </w:tcPr>
           <w:p>
             <w:r/>
@@ -315,7 +412,7 @@
         </w:tc>
         <w:tc>
           <w:tcPr>
-            <w:tcW w:type="dxa" w:w="1440"/>
+            <w:tcW w:type="dxa" w:w="1080"/>
           </w:tcPr>
           <w:p>
             <w:r>
@@ -327,7 +424,7 @@
         </w:tc>
         <w:tc>
           <w:tcPr>
-            <w:tcW w:type="dxa" w:w="1440"/>
+            <w:tcW w:type="dxa" w:w="1080"/>
           </w:tcPr>
           <w:p>
             <w:r>
@@ -339,31 +436,7 @@
         </w:tc>
         <w:tc>
           <w:tcPr>
-            <w:tcW w:type="dxa" w:w="1440"/>
-          </w:tcPr>
-          <w:p>
-            <w:r>
-              <w:t>7C</w:t>
-              <w:br/>
-              <w:t>ENGLISH</w:t>
-            </w:r>
-          </w:p>
-        </w:tc>
-      </w:tr>
-      <w:tr>
-        <w:tc>
-          <w:tcPr>
-            <w:tcW w:type="dxa" w:w="1440"/>
-          </w:tcPr>
-          <w:p>
-            <w:r>
-              <w:t>P5</w:t>
-            </w:r>
-          </w:p>
-        </w:tc>
-        <w:tc>
-          <w:tcPr>
-            <w:tcW w:type="dxa" w:w="1440"/>
+            <w:tcW w:type="dxa" w:w="1080"/>
           </w:tcPr>
           <w:p>
             <w:r>
@@ -375,7 +448,51 @@
         </w:tc>
         <w:tc>
           <w:tcPr>
-            <w:tcW w:type="dxa" w:w="1440"/>
+            <w:tcW w:type="dxa" w:w="1080"/>
+          </w:tcPr>
+          <w:p>
+            <w:r>
+              <w:t>9:50-10:25</w:t>
+            </w:r>
+          </w:p>
+        </w:tc>
+      </w:tr>
+      <w:tr>
+        <w:tc>
+          <w:tcPr>
+            <w:tcW w:type="dxa" w:w="1080"/>
+          </w:tcPr>
+          <w:p>
+            <w:r>
+              <w:t>P5</w:t>
+            </w:r>
+          </w:p>
+        </w:tc>
+        <w:tc>
+          <w:tcPr>
+            <w:tcW w:type="dxa" w:w="1080"/>
+          </w:tcPr>
+          <w:p>
+            <w:r>
+              <w:t>10:50-11:30</w:t>
+            </w:r>
+          </w:p>
+        </w:tc>
+        <w:tc>
+          <w:tcPr>
+            <w:tcW w:type="dxa" w:w="1080"/>
+          </w:tcPr>
+          <w:p>
+            <w:r>
+              <w:t>7C</w:t>
+              <w:br/>
+              <w:t>ENGLISH</w:t>
+            </w:r>
+          </w:p>
+        </w:tc>
+        <w:tc>
+          <w:tcPr>
+            <w:tcW w:type="dxa" w:w="1080"/>
           </w:tcPr>
           <w:p>
             <w:r/>
@@ -383,7 +500,7 @@
         </w:tc>
         <w:tc>
           <w:tcPr>
-            <w:tcW w:type="dxa" w:w="1440"/>
+            <w:tcW w:type="dxa" w:w="1080"/>
           </w:tcPr>
           <w:p>
             <w:r/>
@@ -391,7 +508,7 @@
         </w:tc>
         <w:tc>
           <w:tcPr>
-            <w:tcW w:type="dxa" w:w="1440"/>
+            <w:tcW w:type="dxa" w:w="1080"/>
           </w:tcPr>
           <w:p>
             <w:r>
@@ -403,17 +520,7 @@
         </w:tc>
         <w:tc>
           <w:tcPr>
-            <w:tcW w:type="dxa" w:w="1440"/>
-          </w:tcPr>
-          <w:p>
-            <w:r/>
-          </w:p>
-        </w:tc>
-      </w:tr>
-      <w:tr>
-        <w:tc>
-          <w:tcPr>
-            <w:tcW w:type="dxa" w:w="1440"/>
+            <w:tcW w:type="dxa" w:w="1080"/>
           </w:tcPr>
           <w:p>
             <w:r>
@@ -423,7 +530,39 @@
         </w:tc>
         <w:tc>
           <w:tcPr>
-            <w:tcW w:type="dxa" w:w="1440"/>
+            <w:tcW w:type="dxa" w:w="1080"/>
+          </w:tcPr>
+          <w:p>
+            <w:r>
+              <w:t>10:55-11:35</w:t>
+            </w:r>
+          </w:p>
+        </w:tc>
+      </w:tr>
+      <w:tr>
+        <w:tc>
+          <w:tcPr>
+            <w:tcW w:type="dxa" w:w="1080"/>
+          </w:tcPr>
+          <w:p>
+            <w:r>
+              <w:t>Lunch</w:t>
+            </w:r>
+          </w:p>
+        </w:tc>
+        <w:tc>
+          <w:tcPr>
+            <w:tcW w:type="dxa" w:w="1080"/>
+          </w:tcPr>
+          <w:p>
+            <w:r>
+              <w:t>11:30-12:00</w:t>
+            </w:r>
+          </w:p>
+        </w:tc>
+        <w:tc>
+          <w:tcPr>
+            <w:tcW w:type="dxa" w:w="1080"/>
           </w:tcPr>
           <w:p>
             <w:r/>
@@ -431,7 +570,7 @@
         </w:tc>
         <w:tc>
           <w:tcPr>
-            <w:tcW w:type="dxa" w:w="1440"/>
+            <w:tcW w:type="dxa" w:w="1080"/>
           </w:tcPr>
           <w:p>
             <w:r/>
@@ -439,7 +578,7 @@
         </w:tc>
         <w:tc>
           <w:tcPr>
-            <w:tcW w:type="dxa" w:w="1440"/>
+            <w:tcW w:type="dxa" w:w="1080"/>
           </w:tcPr>
           <w:p>
             <w:r/>
@@ -447,7 +586,7 @@
         </w:tc>
         <w:tc>
           <w:tcPr>
-            <w:tcW w:type="dxa" w:w="1440"/>
+            <w:tcW w:type="dxa" w:w="1080"/>
           </w:tcPr>
           <w:p>
             <w:r/>
@@ -455,17 +594,27 @@
         </w:tc>
         <w:tc>
           <w:tcPr>
-            <w:tcW w:type="dxa" w:w="1440"/>
+            <w:tcW w:type="dxa" w:w="1080"/>
           </w:tcPr>
           <w:p>
             <w:r/>
+          </w:p>
+        </w:tc>
+        <w:tc>
+          <w:tcPr>
+            <w:tcW w:type="dxa" w:w="1080"/>
+          </w:tcPr>
+          <w:p>
+            <w:r>
+              <w:t>10:25-10:55</w:t>
+            </w:r>
           </w:p>
         </w:tc>
       </w:tr>
       <w:tr>
         <w:tc>
           <w:tcPr>
-            <w:tcW w:type="dxa" w:w="1440"/>
+            <w:tcW w:type="dxa" w:w="1080"/>
           </w:tcPr>
           <w:p>
             <w:r>
@@ -475,7 +624,17 @@
         </w:tc>
         <w:tc>
           <w:tcPr>
-            <w:tcW w:type="dxa" w:w="1440"/>
+            <w:tcW w:type="dxa" w:w="1080"/>
+          </w:tcPr>
+          <w:p>
+            <w:r>
+              <w:t>12:00-12:40</w:t>
+            </w:r>
+          </w:p>
+        </w:tc>
+        <w:tc>
+          <w:tcPr>
+            <w:tcW w:type="dxa" w:w="1080"/>
           </w:tcPr>
           <w:p>
             <w:r/>
@@ -483,7 +642,7 @@
         </w:tc>
         <w:tc>
           <w:tcPr>
-            <w:tcW w:type="dxa" w:w="1440"/>
+            <w:tcW w:type="dxa" w:w="1080"/>
           </w:tcPr>
           <w:p>
             <w:r/>
@@ -491,7 +650,7 @@
         </w:tc>
         <w:tc>
           <w:tcPr>
-            <w:tcW w:type="dxa" w:w="1440"/>
+            <w:tcW w:type="dxa" w:w="1080"/>
           </w:tcPr>
           <w:p>
             <w:r>
@@ -503,7 +662,7 @@
         </w:tc>
         <w:tc>
           <w:tcPr>
-            <w:tcW w:type="dxa" w:w="1440"/>
+            <w:tcW w:type="dxa" w:w="1080"/>
           </w:tcPr>
           <w:p>
             <w:r/>
@@ -511,7 +670,7 @@
         </w:tc>
         <w:tc>
           <w:tcPr>
-            <w:tcW w:type="dxa" w:w="1440"/>
+            <w:tcW w:type="dxa" w:w="1080"/>
           </w:tcPr>
           <w:p>
             <w:r>
@@ -521,11 +680,21 @@
             </w:r>
           </w:p>
         </w:tc>
+        <w:tc>
+          <w:tcPr>
+            <w:tcW w:type="dxa" w:w="1080"/>
+          </w:tcPr>
+          <w:p>
+            <w:r>
+              <w:t>11:35-12:15</w:t>
+            </w:r>
+          </w:p>
+        </w:tc>
       </w:tr>
       <w:tr>
         <w:tc>
           <w:tcPr>
-            <w:tcW w:type="dxa" w:w="1440"/>
+            <w:tcW w:type="dxa" w:w="1080"/>
           </w:tcPr>
           <w:p>
             <w:r>
@@ -535,7 +704,17 @@
         </w:tc>
         <w:tc>
           <w:tcPr>
-            <w:tcW w:type="dxa" w:w="1440"/>
+            <w:tcW w:type="dxa" w:w="1080"/>
+          </w:tcPr>
+          <w:p>
+            <w:r>
+              <w:t>12:40-1:20</w:t>
+            </w:r>
+          </w:p>
+        </w:tc>
+        <w:tc>
+          <w:tcPr>
+            <w:tcW w:type="dxa" w:w="1080"/>
           </w:tcPr>
           <w:p>
             <w:r>
@@ -547,7 +726,7 @@
         </w:tc>
         <w:tc>
           <w:tcPr>
-            <w:tcW w:type="dxa" w:w="1440"/>
+            <w:tcW w:type="dxa" w:w="1080"/>
           </w:tcPr>
           <w:p>
             <w:r>
@@ -559,7 +738,7 @@
         </w:tc>
         <w:tc>
           <w:tcPr>
-            <w:tcW w:type="dxa" w:w="1440"/>
+            <w:tcW w:type="dxa" w:w="1080"/>
           </w:tcPr>
           <w:p>
             <w:r/>
@@ -567,7 +746,7 @@
         </w:tc>
         <w:tc>
           <w:tcPr>
-            <w:tcW w:type="dxa" w:w="1440"/>
+            <w:tcW w:type="dxa" w:w="1080"/>
           </w:tcPr>
           <w:p>
             <w:r>
@@ -579,7 +758,15 @@
         </w:tc>
         <w:tc>
           <w:tcPr>
-            <w:tcW w:type="dxa" w:w="1440"/>
+            <w:tcW w:type="dxa" w:w="1080"/>
+          </w:tcPr>
+          <w:p>
+            <w:r/>
+          </w:p>
+        </w:tc>
+        <w:tc>
+          <w:tcPr>
+            <w:tcW w:type="dxa" w:w="1080"/>
           </w:tcPr>
           <w:p>
             <w:r/>
@@ -589,7 +776,7 @@
       <w:tr>
         <w:tc>
           <w:tcPr>
-            <w:tcW w:type="dxa" w:w="1440"/>
+            <w:tcW w:type="dxa" w:w="1080"/>
           </w:tcPr>
           <w:p>
             <w:r>
@@ -599,7 +786,17 @@
         </w:tc>
         <w:tc>
           <w:tcPr>
-            <w:tcW w:type="dxa" w:w="1440"/>
+            <w:tcW w:type="dxa" w:w="1080"/>
+          </w:tcPr>
+          <w:p>
+            <w:r>
+              <w:t>1:20-2:00</w:t>
+            </w:r>
+          </w:p>
+        </w:tc>
+        <w:tc>
+          <w:tcPr>
+            <w:tcW w:type="dxa" w:w="1080"/>
           </w:tcPr>
           <w:p>
             <w:r/>
@@ -607,7 +804,7 @@
         </w:tc>
         <w:tc>
           <w:tcPr>
-            <w:tcW w:type="dxa" w:w="1440"/>
+            <w:tcW w:type="dxa" w:w="1080"/>
           </w:tcPr>
           <w:p>
             <w:r>
@@ -619,7 +816,7 @@
         </w:tc>
         <w:tc>
           <w:tcPr>
-            <w:tcW w:type="dxa" w:w="1440"/>
+            <w:tcW w:type="dxa" w:w="1080"/>
           </w:tcPr>
           <w:p>
             <w:r>
@@ -631,7 +828,7 @@
         </w:tc>
         <w:tc>
           <w:tcPr>
-            <w:tcW w:type="dxa" w:w="1440"/>
+            <w:tcW w:type="dxa" w:w="1080"/>
           </w:tcPr>
           <w:p>
             <w:r>
@@ -643,7 +840,15 @@
         </w:tc>
         <w:tc>
           <w:tcPr>
-            <w:tcW w:type="dxa" w:w="1440"/>
+            <w:tcW w:type="dxa" w:w="1080"/>
+          </w:tcPr>
+          <w:p>
+            <w:r/>
+          </w:p>
+        </w:tc>
+        <w:tc>
+          <w:tcPr>
+            <w:tcW w:type="dxa" w:w="1080"/>
           </w:tcPr>
           <w:p>
             <w:r/>

--- a/ZOHA_timetable.docx
+++ b/ZOHA_timetable.docx
@@ -12,7 +12,7 @@
     </w:p>
     <w:p>
       <w:r>
-        <w:t>Total Weekly Periods: 24</w:t>
+        <w:t>Total Weekly Periods: 25</w:t>
       </w:r>
     </w:p>
     <w:tbl>
@@ -184,7 +184,7 @@
           </w:tcPr>
           <w:p>
             <w:r>
-              <w:t>9E</w:t>
+              <w:t>7C</w:t>
               <w:br/>
               <w:t>ENGLISH</w:t>
             </w:r>
@@ -239,6 +239,26 @@
             <w:tcW w:type="dxa" w:w="1080"/>
           </w:tcPr>
           <w:p>
+            <w:r/>
+          </w:p>
+        </w:tc>
+        <w:tc>
+          <w:tcPr>
+            <w:tcW w:type="dxa" w:w="1080"/>
+          </w:tcPr>
+          <w:p>
+            <w:r>
+              <w:t>7C</w:t>
+              <w:br/>
+              <w:t>ENGLISH</w:t>
+            </w:r>
+          </w:p>
+        </w:tc>
+        <w:tc>
+          <w:tcPr>
+            <w:tcW w:type="dxa" w:w="1080"/>
+          </w:tcPr>
+          <w:p>
             <w:r>
               <w:t>7A</w:t>
               <w:br/>
@@ -251,24 +271,8 @@
             <w:tcW w:type="dxa" w:w="1080"/>
           </w:tcPr>
           <w:p>
-            <w:r/>
-          </w:p>
-        </w:tc>
-        <w:tc>
-          <w:tcPr>
-            <w:tcW w:type="dxa" w:w="1080"/>
-          </w:tcPr>
-          <w:p>
-            <w:r/>
-          </w:p>
-        </w:tc>
-        <w:tc>
-          <w:tcPr>
-            <w:tcW w:type="dxa" w:w="1080"/>
-          </w:tcPr>
-          <w:p>
             <w:r>
-              <w:t>9F</w:t>
+              <w:t>7A</w:t>
               <w:br/>
               <w:t>ENGLISH</w:t>
             </w:r>
@@ -311,6 +315,22 @@
             <w:tcW w:type="dxa" w:w="1080"/>
           </w:tcPr>
           <w:p>
+            <w:r/>
+          </w:p>
+        </w:tc>
+        <w:tc>
+          <w:tcPr>
+            <w:tcW w:type="dxa" w:w="1080"/>
+          </w:tcPr>
+          <w:p>
+            <w:r/>
+          </w:p>
+        </w:tc>
+        <w:tc>
+          <w:tcPr>
+            <w:tcW w:type="dxa" w:w="1080"/>
+          </w:tcPr>
+          <w:p>
             <w:r>
               <w:t>7A</w:t>
               <w:br/>
@@ -323,35 +343,7 @@
             <w:tcW w:type="dxa" w:w="1080"/>
           </w:tcPr>
           <w:p>
-            <w:r>
-              <w:t>9F</w:t>
-              <w:br/>
-              <w:t>ENGLISH</w:t>
-            </w:r>
-          </w:p>
-        </w:tc>
-        <w:tc>
-          <w:tcPr>
-            <w:tcW w:type="dxa" w:w="1080"/>
-          </w:tcPr>
-          <w:p>
-            <w:r>
-              <w:t>9F</w:t>
-              <w:br/>
-              <w:t>ENGLISH</w:t>
-            </w:r>
-          </w:p>
-        </w:tc>
-        <w:tc>
-          <w:tcPr>
-            <w:tcW w:type="dxa" w:w="1080"/>
-          </w:tcPr>
-          <w:p>
-            <w:r>
-              <w:t>7A</w:t>
-              <w:br/>
-              <w:t>ENGLISH</w:t>
-            </w:r>
+            <w:r/>
           </w:p>
         </w:tc>
         <w:tc>
@@ -399,82 +391,10 @@
             <w:tcW w:type="dxa" w:w="1080"/>
           </w:tcPr>
           <w:p>
-            <w:r/>
-          </w:p>
-        </w:tc>
-        <w:tc>
-          <w:tcPr>
-            <w:tcW w:type="dxa" w:w="1080"/>
-          </w:tcPr>
-          <w:p>
-            <w:r/>
-          </w:p>
-        </w:tc>
-        <w:tc>
-          <w:tcPr>
-            <w:tcW w:type="dxa" w:w="1080"/>
-          </w:tcPr>
-          <w:p>
             <w:r>
-              <w:t>7C</w:t>
+              <w:t>9E</w:t>
               <w:br/>
               <w:t>ENGLISH</w:t>
-            </w:r>
-          </w:p>
-        </w:tc>
-        <w:tc>
-          <w:tcPr>
-            <w:tcW w:type="dxa" w:w="1080"/>
-          </w:tcPr>
-          <w:p>
-            <w:r>
-              <w:t>7C</w:t>
-              <w:br/>
-              <w:t>ENGLISH</w:t>
-            </w:r>
-          </w:p>
-        </w:tc>
-        <w:tc>
-          <w:tcPr>
-            <w:tcW w:type="dxa" w:w="1080"/>
-          </w:tcPr>
-          <w:p>
-            <w:r>
-              <w:t>7C</w:t>
-              <w:br/>
-              <w:t>ENGLISH</w:t>
-            </w:r>
-          </w:p>
-        </w:tc>
-        <w:tc>
-          <w:tcPr>
-            <w:tcW w:type="dxa" w:w="1080"/>
-          </w:tcPr>
-          <w:p>
-            <w:r>
-              <w:t>9:50-10:25</w:t>
-            </w:r>
-          </w:p>
-        </w:tc>
-      </w:tr>
-      <w:tr>
-        <w:tc>
-          <w:tcPr>
-            <w:tcW w:type="dxa" w:w="1080"/>
-          </w:tcPr>
-          <w:p>
-            <w:r>
-              <w:t>P5</w:t>
-            </w:r>
-          </w:p>
-        </w:tc>
-        <w:tc>
-          <w:tcPr>
-            <w:tcW w:type="dxa" w:w="1080"/>
-          </w:tcPr>
-          <w:p>
-            <w:r>
-              <w:t>10:50-11:30</w:t>
             </w:r>
           </w:p>
         </w:tc>
@@ -503,16 +423,8 @@
             <w:tcW w:type="dxa" w:w="1080"/>
           </w:tcPr>
           <w:p>
-            <w:r/>
-          </w:p>
-        </w:tc>
-        <w:tc>
-          <w:tcPr>
-            <w:tcW w:type="dxa" w:w="1080"/>
-          </w:tcPr>
-          <w:p>
             <w:r>
-              <w:t>9F</w:t>
+              <w:t>8B</w:t>
               <w:br/>
               <w:t>ENGLISH</w:t>
             </w:r>
@@ -524,7 +436,9 @@
           </w:tcPr>
           <w:p>
             <w:r>
-              <w:t>Lunch</w:t>
+              <w:t>9E</w:t>
+              <w:br/>
+              <w:t>ENGLISH</w:t>
             </w:r>
           </w:p>
         </w:tc>
@@ -534,7 +448,7 @@
           </w:tcPr>
           <w:p>
             <w:r>
-              <w:t>10:55-11:35</w:t>
+              <w:t>9:50-10:25</w:t>
             </w:r>
           </w:p>
         </w:tc>
@@ -556,7 +470,7 @@
           </w:tcPr>
           <w:p>
             <w:r>
-              <w:t>11:30-12:00</w:t>
+              <w:t>10:50-11:20</w:t>
             </w:r>
           </w:p>
         </w:tc>
@@ -618,6 +532,94 @@
           </w:tcPr>
           <w:p>
             <w:r>
+              <w:t>P5</w:t>
+            </w:r>
+          </w:p>
+        </w:tc>
+        <w:tc>
+          <w:tcPr>
+            <w:tcW w:type="dxa" w:w="1080"/>
+          </w:tcPr>
+          <w:p>
+            <w:r>
+              <w:t>11:20-12:00</w:t>
+            </w:r>
+          </w:p>
+        </w:tc>
+        <w:tc>
+          <w:tcPr>
+            <w:tcW w:type="dxa" w:w="1080"/>
+          </w:tcPr>
+          <w:p>
+            <w:r>
+              <w:t>8B</w:t>
+              <w:br/>
+              <w:t>ENGLISH</w:t>
+            </w:r>
+          </w:p>
+        </w:tc>
+        <w:tc>
+          <w:tcPr>
+            <w:tcW w:type="dxa" w:w="1080"/>
+          </w:tcPr>
+          <w:p>
+            <w:r>
+              <w:t>7A</w:t>
+              <w:br/>
+              <w:t>ENGLISH</w:t>
+            </w:r>
+          </w:p>
+        </w:tc>
+        <w:tc>
+          <w:tcPr>
+            <w:tcW w:type="dxa" w:w="1080"/>
+          </w:tcPr>
+          <w:p>
+            <w:r/>
+          </w:p>
+        </w:tc>
+        <w:tc>
+          <w:tcPr>
+            <w:tcW w:type="dxa" w:w="1080"/>
+          </w:tcPr>
+          <w:p>
+            <w:r>
+              <w:t>7C</w:t>
+              <w:br/>
+              <w:t>ENGLISH</w:t>
+            </w:r>
+          </w:p>
+        </w:tc>
+        <w:tc>
+          <w:tcPr>
+            <w:tcW w:type="dxa" w:w="1080"/>
+          </w:tcPr>
+          <w:p>
+            <w:r>
+              <w:t>8B</w:t>
+              <w:br/>
+              <w:t>ENGLISH</w:t>
+            </w:r>
+          </w:p>
+        </w:tc>
+        <w:tc>
+          <w:tcPr>
+            <w:tcW w:type="dxa" w:w="1080"/>
+          </w:tcPr>
+          <w:p>
+            <w:r>
+              <w:t>10:55-11:35</w:t>
+            </w:r>
+          </w:p>
+        </w:tc>
+      </w:tr>
+      <w:tr>
+        <w:tc>
+          <w:tcPr>
+            <w:tcW w:type="dxa" w:w="1080"/>
+          </w:tcPr>
+          <w:p>
+            <w:r>
               <w:t>P6</w:t>
             </w:r>
           </w:p>
@@ -645,7 +647,11 @@
             <w:tcW w:type="dxa" w:w="1080"/>
           </w:tcPr>
           <w:p>
-            <w:r/>
+            <w:r>
+              <w:t>8B</w:t>
+              <w:br/>
+              <w:t>ENGLISH</w:t>
+            </w:r>
           </w:p>
         </w:tc>
         <w:tc>
@@ -654,9 +660,9 @@
           </w:tcPr>
           <w:p>
             <w:r>
-              <w:t>7D</w:t>
+              <w:t>8B</w:t>
               <w:br/>
-              <w:t>S.ST</w:t>
+              <w:t>ENGLISH</w:t>
             </w:r>
           </w:p>
         </w:tc>
@@ -665,7 +671,11 @@
             <w:tcW w:type="dxa" w:w="1080"/>
           </w:tcPr>
           <w:p>
-            <w:r/>
+            <w:r>
+              <w:t>9F</w:t>
+              <w:br/>
+              <w:t>ENGLISH</w:t>
+            </w:r>
           </w:p>
         </w:tc>
         <w:tc>
@@ -674,9 +684,9 @@
           </w:tcPr>
           <w:p>
             <w:r>
-              <w:t>7D</w:t>
+              <w:t>9F</w:t>
               <w:br/>
-              <w:t>S.ST</w:t>
+              <w:t>ENGLISH</w:t>
             </w:r>
           </w:p>
         </w:tc>
@@ -718,7 +728,7 @@
           </w:tcPr>
           <w:p>
             <w:r>
-              <w:t>7A</w:t>
+              <w:t>7C</w:t>
               <w:br/>
               <w:t>ENGLISH</w:t>
             </w:r>
@@ -730,7 +740,7 @@
           </w:tcPr>
           <w:p>
             <w:r>
-              <w:t>7C</w:t>
+              <w:t>9F</w:t>
               <w:br/>
               <w:t>ENGLISH</w:t>
             </w:r>
@@ -749,11 +759,7 @@
             <w:tcW w:type="dxa" w:w="1080"/>
           </w:tcPr>
           <w:p>
-            <w:r>
-              <w:t>9E</w:t>
-              <w:br/>
-              <w:t>ENGLISH</w:t>
-            </w:r>
+            <w:r/>
           </w:p>
         </w:tc>
         <w:tc>
@@ -799,6 +805,18 @@
             <w:tcW w:type="dxa" w:w="1080"/>
           </w:tcPr>
           <w:p>
+            <w:r>
+              <w:t>7A</w:t>
+              <w:br/>
+              <w:t>ENGLISH</w:t>
+            </w:r>
+          </w:p>
+        </w:tc>
+        <w:tc>
+          <w:tcPr>
+            <w:tcW w:type="dxa" w:w="1080"/>
+          </w:tcPr>
+          <w:p>
             <w:r/>
           </w:p>
         </w:tc>
@@ -808,9 +826,9 @@
           </w:tcPr>
           <w:p>
             <w:r>
-              <w:t>7D</w:t>
+              <w:t>9F</w:t>
               <w:br/>
-              <w:t>S.ST</w:t>
+              <w:t>ENGLISH</w:t>
             </w:r>
           </w:p>
         </w:tc>
@@ -819,23 +837,7 @@
             <w:tcW w:type="dxa" w:w="1080"/>
           </w:tcPr>
           <w:p>
-            <w:r>
-              <w:t>7D</w:t>
-              <w:br/>
-              <w:t>S.ST</w:t>
-            </w:r>
-          </w:p>
-        </w:tc>
-        <w:tc>
-          <w:tcPr>
-            <w:tcW w:type="dxa" w:w="1080"/>
-          </w:tcPr>
-          <w:p>
-            <w:r>
-              <w:t>7A</w:t>
-              <w:br/>
-              <w:t>ENGLISH</w:t>
-            </w:r>
+            <w:r/>
           </w:p>
         </w:tc>
         <w:tc>

--- a/ZOHA_timetable.docx
+++ b/ZOHA_timetable.docx
@@ -22,92 +22,116 @@
         <w:tblLook w:firstColumn="1" w:firstRow="1" w:lastColumn="0" w:lastRow="0" w:noHBand="0" w:noVBand="1" w:val="04A0"/>
       </w:tblPr>
       <w:tblGrid>
-        <w:gridCol w:w="1080"/>
-        <w:gridCol w:w="1080"/>
-        <w:gridCol w:w="1080"/>
-        <w:gridCol w:w="1080"/>
-        <w:gridCol w:w="1080"/>
-        <w:gridCol w:w="1080"/>
-        <w:gridCol w:w="1080"/>
-        <w:gridCol w:w="1080"/>
+        <w:gridCol w:w="1530"/>
+        <w:gridCol w:w="1530"/>
+        <w:gridCol w:w="1530"/>
+        <w:gridCol w:w="1530"/>
+        <w:gridCol w:w="1530"/>
+        <w:gridCol w:w="1530"/>
+        <w:gridCol w:w="1530"/>
+        <w:gridCol w:w="1530"/>
       </w:tblGrid>
       <w:tr>
         <w:tc>
           <w:tcPr>
-            <w:tcW w:type="dxa" w:w="1080"/>
+            <w:tcW w:type="dxa" w:w="1530"/>
           </w:tcPr>
           <w:p>
             <w:r>
+              <w:rPr>
+                <w:b/>
+              </w:rPr>
               <w:t>Period</w:t>
             </w:r>
           </w:p>
         </w:tc>
         <w:tc>
           <w:tcPr>
-            <w:tcW w:type="dxa" w:w="1080"/>
+            <w:tcW w:type="dxa" w:w="1530"/>
           </w:tcPr>
           <w:p>
             <w:r>
-              <w:t>Mon-Thu Time</w:t>
+              <w:rPr>
+                <w:b/>
+              </w:rPr>
+              <w:t>Mon-Wed Time</w:t>
             </w:r>
           </w:p>
         </w:tc>
         <w:tc>
           <w:tcPr>
-            <w:tcW w:type="dxa" w:w="1080"/>
+            <w:tcW w:type="dxa" w:w="1530"/>
           </w:tcPr>
           <w:p>
             <w:r>
+              <w:rPr>
+                <w:b/>
+              </w:rPr>
               <w:t>Mon</w:t>
             </w:r>
           </w:p>
         </w:tc>
         <w:tc>
           <w:tcPr>
-            <w:tcW w:type="dxa" w:w="1080"/>
+            <w:tcW w:type="dxa" w:w="1530"/>
           </w:tcPr>
           <w:p>
             <w:r>
+              <w:rPr>
+                <w:b/>
+              </w:rPr>
               <w:t>Tue</w:t>
             </w:r>
           </w:p>
         </w:tc>
         <w:tc>
           <w:tcPr>
-            <w:tcW w:type="dxa" w:w="1080"/>
+            <w:tcW w:type="dxa" w:w="1530"/>
           </w:tcPr>
           <w:p>
             <w:r>
+              <w:rPr>
+                <w:b/>
+              </w:rPr>
               <w:t>Wed</w:t>
             </w:r>
           </w:p>
         </w:tc>
         <w:tc>
           <w:tcPr>
-            <w:tcW w:type="dxa" w:w="1080"/>
+            <w:tcW w:type="dxa" w:w="1530"/>
           </w:tcPr>
           <w:p>
             <w:r>
+              <w:rPr>
+                <w:b/>
+              </w:rPr>
               <w:t>Thu</w:t>
             </w:r>
           </w:p>
         </w:tc>
         <w:tc>
           <w:tcPr>
-            <w:tcW w:type="dxa" w:w="1080"/>
+            <w:tcW w:type="dxa" w:w="1530"/>
           </w:tcPr>
           <w:p>
             <w:r>
+              <w:rPr>
+                <w:b/>
+              </w:rPr>
               <w:t>Fri</w:t>
             </w:r>
           </w:p>
         </w:tc>
         <w:tc>
           <w:tcPr>
-            <w:tcW w:type="dxa" w:w="1080"/>
+            <w:tcW w:type="dxa" w:w="1530"/>
           </w:tcPr>
           <w:p>
             <w:r>
+              <w:rPr>
+                <w:b/>
+              </w:rPr>
               <w:t>Fri Time</w:t>
             </w:r>
           </w:p>
@@ -116,7 +140,7 @@
       <w:tr>
         <w:tc>
           <w:tcPr>
-            <w:tcW w:type="dxa" w:w="1080"/>
+            <w:tcW w:type="dxa" w:w="1530"/>
           </w:tcPr>
           <w:p>
             <w:r>
@@ -126,7 +150,7 @@
         </w:tc>
         <w:tc>
           <w:tcPr>
-            <w:tcW w:type="dxa" w:w="1080"/>
+            <w:tcW w:type="dxa" w:w="1530"/>
           </w:tcPr>
           <w:p>
             <w:r>
@@ -136,15 +160,7 @@
         </w:tc>
         <w:tc>
           <w:tcPr>
-            <w:tcW w:type="dxa" w:w="1080"/>
-          </w:tcPr>
-          <w:p>
-            <w:r/>
-          </w:p>
-        </w:tc>
-        <w:tc>
-          <w:tcPr>
-            <w:tcW w:type="dxa" w:w="1080"/>
+            <w:tcW w:type="dxa" w:w="1530"/>
           </w:tcPr>
           <w:p>
             <w:r>
@@ -156,7 +172,15 @@
         </w:tc>
         <w:tc>
           <w:tcPr>
-            <w:tcW w:type="dxa" w:w="1080"/>
+            <w:tcW w:type="dxa" w:w="1530"/>
+          </w:tcPr>
+          <w:p>
+            <w:r/>
+          </w:p>
+        </w:tc>
+        <w:tc>
+          <w:tcPr>
+            <w:tcW w:type="dxa" w:w="1530"/>
           </w:tcPr>
           <w:p>
             <w:r>
@@ -168,7 +192,7 @@
         </w:tc>
         <w:tc>
           <w:tcPr>
-            <w:tcW w:type="dxa" w:w="1080"/>
+            <w:tcW w:type="dxa" w:w="1530"/>
           </w:tcPr>
           <w:p>
             <w:r>
@@ -180,7 +204,155 @@
         </w:tc>
         <w:tc>
           <w:tcPr>
-            <w:tcW w:type="dxa" w:w="1080"/>
+            <w:tcW w:type="dxa" w:w="1530"/>
+          </w:tcPr>
+          <w:p>
+            <w:r>
+              <w:t>9E</w:t>
+              <w:br/>
+              <w:t>ENGLISH</w:t>
+            </w:r>
+          </w:p>
+        </w:tc>
+        <w:tc>
+          <w:tcPr>
+            <w:tcW w:type="dxa" w:w="1530"/>
+          </w:tcPr>
+          <w:p>
+            <w:r>
+              <w:t>8:00-8:40</w:t>
+            </w:r>
+          </w:p>
+        </w:tc>
+      </w:tr>
+      <w:tr>
+        <w:tc>
+          <w:tcPr>
+            <w:tcW w:type="dxa" w:w="1530"/>
+          </w:tcPr>
+          <w:p>
+            <w:r>
+              <w:t>P2</w:t>
+            </w:r>
+          </w:p>
+        </w:tc>
+        <w:tc>
+          <w:tcPr>
+            <w:tcW w:type="dxa" w:w="1530"/>
+          </w:tcPr>
+          <w:p>
+            <w:r>
+              <w:t>8:50-9:30</w:t>
+            </w:r>
+          </w:p>
+        </w:tc>
+        <w:tc>
+          <w:tcPr>
+            <w:tcW w:type="dxa" w:w="1530"/>
+          </w:tcPr>
+          <w:p>
+            <w:r>
+              <w:t>9F</w:t>
+              <w:br/>
+              <w:t>ENGLISH</w:t>
+            </w:r>
+          </w:p>
+        </w:tc>
+        <w:tc>
+          <w:tcPr>
+            <w:tcW w:type="dxa" w:w="1530"/>
+          </w:tcPr>
+          <w:p>
+            <w:r>
+              <w:t>9F</w:t>
+              <w:br/>
+              <w:t>ENGLISH</w:t>
+            </w:r>
+          </w:p>
+        </w:tc>
+        <w:tc>
+          <w:tcPr>
+            <w:tcW w:type="dxa" w:w="1530"/>
+          </w:tcPr>
+          <w:p>
+            <w:r/>
+          </w:p>
+        </w:tc>
+        <w:tc>
+          <w:tcPr>
+            <w:tcW w:type="dxa" w:w="1530"/>
+          </w:tcPr>
+          <w:p>
+            <w:r/>
+          </w:p>
+        </w:tc>
+        <w:tc>
+          <w:tcPr>
+            <w:tcW w:type="dxa" w:w="1530"/>
+          </w:tcPr>
+          <w:p>
+            <w:r/>
+          </w:p>
+        </w:tc>
+        <w:tc>
+          <w:tcPr>
+            <w:tcW w:type="dxa" w:w="1530"/>
+          </w:tcPr>
+          <w:p>
+            <w:r>
+              <w:t>8:40-9:15</w:t>
+            </w:r>
+          </w:p>
+        </w:tc>
+      </w:tr>
+      <w:tr>
+        <w:tc>
+          <w:tcPr>
+            <w:tcW w:type="dxa" w:w="1530"/>
+          </w:tcPr>
+          <w:p>
+            <w:r>
+              <w:t>P3</w:t>
+            </w:r>
+          </w:p>
+        </w:tc>
+        <w:tc>
+          <w:tcPr>
+            <w:tcW w:type="dxa" w:w="1530"/>
+          </w:tcPr>
+          <w:p>
+            <w:r>
+              <w:t>9:30-10:10</w:t>
+            </w:r>
+          </w:p>
+        </w:tc>
+        <w:tc>
+          <w:tcPr>
+            <w:tcW w:type="dxa" w:w="1530"/>
+          </w:tcPr>
+          <w:p>
+            <w:r>
+              <w:t>8B</w:t>
+              <w:br/>
+              <w:t>ENGLISH</w:t>
+            </w:r>
+          </w:p>
+        </w:tc>
+        <w:tc>
+          <w:tcPr>
+            <w:tcW w:type="dxa" w:w="1530"/>
+          </w:tcPr>
+          <w:p>
+            <w:r>
+              <w:t>9E</w:t>
+              <w:br/>
+              <w:t>ENGLISH</w:t>
+            </w:r>
+          </w:p>
+        </w:tc>
+        <w:tc>
+          <w:tcPr>
+            <w:tcW w:type="dxa" w:w="1530"/>
           </w:tcPr>
           <w:p>
             <w:r>
@@ -192,11 +364,35 @@
         </w:tc>
         <w:tc>
           <w:tcPr>
-            <w:tcW w:type="dxa" w:w="1080"/>
+            <w:tcW w:type="dxa" w:w="1530"/>
           </w:tcPr>
           <w:p>
             <w:r>
-              <w:t>8:00-8:40</w:t>
+              <w:t>8B</w:t>
+              <w:br/>
+              <w:t>ENGLISH</w:t>
+            </w:r>
+          </w:p>
+        </w:tc>
+        <w:tc>
+          <w:tcPr>
+            <w:tcW w:type="dxa" w:w="1530"/>
+          </w:tcPr>
+          <w:p>
+            <w:r>
+              <w:t>7C</w:t>
+              <w:br/>
+              <w:t>ENGLISH</w:t>
+            </w:r>
+          </w:p>
+        </w:tc>
+        <w:tc>
+          <w:tcPr>
+            <w:tcW w:type="dxa" w:w="1530"/>
+          </w:tcPr>
+          <w:p>
+            <w:r>
+              <w:t>9:15-9:50</w:t>
             </w:r>
           </w:p>
         </w:tc>
@@ -204,27 +400,211 @@
       <w:tr>
         <w:tc>
           <w:tcPr>
-            <w:tcW w:type="dxa" w:w="1080"/>
+            <w:tcW w:type="dxa" w:w="1530"/>
           </w:tcPr>
           <w:p>
             <w:r>
-              <w:t>P2</w:t>
+              <w:t>P4</w:t>
             </w:r>
           </w:p>
         </w:tc>
         <w:tc>
           <w:tcPr>
-            <w:tcW w:type="dxa" w:w="1080"/>
+            <w:tcW w:type="dxa" w:w="1530"/>
           </w:tcPr>
           <w:p>
             <w:r>
-              <w:t>8:50-9:30</w:t>
+              <w:t>10:10-10:50</w:t>
             </w:r>
           </w:p>
         </w:tc>
         <w:tc>
           <w:tcPr>
-            <w:tcW w:type="dxa" w:w="1080"/>
+            <w:tcW w:type="dxa" w:w="1530"/>
+          </w:tcPr>
+          <w:p>
+            <w:r/>
+          </w:p>
+        </w:tc>
+        <w:tc>
+          <w:tcPr>
+            <w:tcW w:type="dxa" w:w="1530"/>
+          </w:tcPr>
+          <w:p>
+            <w:r>
+              <w:t>8B</w:t>
+              <w:br/>
+              <w:t>ENGLISH</w:t>
+            </w:r>
+          </w:p>
+        </w:tc>
+        <w:tc>
+          <w:tcPr>
+            <w:tcW w:type="dxa" w:w="1530"/>
+          </w:tcPr>
+          <w:p>
+            <w:r>
+              <w:t>7A</w:t>
+              <w:br/>
+              <w:t>ENGLISH</w:t>
+            </w:r>
+          </w:p>
+        </w:tc>
+        <w:tc>
+          <w:tcPr>
+            <w:tcW w:type="dxa" w:w="1530"/>
+          </w:tcPr>
+          <w:p>
+            <w:r>
+              <w:t>7A</w:t>
+              <w:br/>
+              <w:t>ENGLISH</w:t>
+            </w:r>
+          </w:p>
+        </w:tc>
+        <w:tc>
+          <w:tcPr>
+            <w:tcW w:type="dxa" w:w="1530"/>
+          </w:tcPr>
+          <w:p>
+            <w:r>
+              <w:t>8B</w:t>
+              <w:br/>
+              <w:t>ENGLISH</w:t>
+            </w:r>
+          </w:p>
+        </w:tc>
+        <w:tc>
+          <w:tcPr>
+            <w:tcW w:type="dxa" w:w="1530"/>
+          </w:tcPr>
+          <w:p>
+            <w:r>
+              <w:t>9:50-10:25</w:t>
+            </w:r>
+          </w:p>
+        </w:tc>
+      </w:tr>
+      <w:tr>
+        <w:tc>
+          <w:tcPr>
+            <w:tcW w:type="dxa" w:w="1530"/>
+          </w:tcPr>
+          <w:p>
+            <w:r>
+              <w:t>Lunch</w:t>
+            </w:r>
+          </w:p>
+        </w:tc>
+        <w:tc>
+          <w:tcPr>
+            <w:tcW w:type="dxa" w:w="1530"/>
+          </w:tcPr>
+          <w:p>
+            <w:r>
+              <w:t>10:50-11:20</w:t>
+            </w:r>
+          </w:p>
+        </w:tc>
+        <w:tc>
+          <w:tcPr>
+            <w:tcW w:type="dxa" w:w="1530"/>
+          </w:tcPr>
+          <w:p>
+            <w:r/>
+          </w:p>
+        </w:tc>
+        <w:tc>
+          <w:tcPr>
+            <w:tcW w:type="dxa" w:w="1530"/>
+          </w:tcPr>
+          <w:p>
+            <w:r/>
+          </w:p>
+        </w:tc>
+        <w:tc>
+          <w:tcPr>
+            <w:tcW w:type="dxa" w:w="1530"/>
+          </w:tcPr>
+          <w:p>
+            <w:r/>
+          </w:p>
+        </w:tc>
+        <w:tc>
+          <w:tcPr>
+            <w:tcW w:type="dxa" w:w="1530"/>
+          </w:tcPr>
+          <w:p>
+            <w:r/>
+          </w:p>
+        </w:tc>
+        <w:tc>
+          <w:tcPr>
+            <w:tcW w:type="dxa" w:w="1530"/>
+          </w:tcPr>
+          <w:p>
+            <w:r/>
+          </w:p>
+        </w:tc>
+        <w:tc>
+          <w:tcPr>
+            <w:tcW w:type="dxa" w:w="1530"/>
+          </w:tcPr>
+          <w:p>
+            <w:r>
+              <w:t>10:25-10:55</w:t>
+            </w:r>
+          </w:p>
+        </w:tc>
+      </w:tr>
+      <w:tr>
+        <w:tc>
+          <w:tcPr>
+            <w:tcW w:type="dxa" w:w="1530"/>
+          </w:tcPr>
+          <w:p>
+            <w:r>
+              <w:t>P5</w:t>
+            </w:r>
+          </w:p>
+        </w:tc>
+        <w:tc>
+          <w:tcPr>
+            <w:tcW w:type="dxa" w:w="1530"/>
+          </w:tcPr>
+          <w:p>
+            <w:r>
+              <w:t>11:20-12:00</w:t>
+            </w:r>
+          </w:p>
+        </w:tc>
+        <w:tc>
+          <w:tcPr>
+            <w:tcW w:type="dxa" w:w="1530"/>
+          </w:tcPr>
+          <w:p>
+            <w:r>
+              <w:t>7A</w:t>
+              <w:br/>
+              <w:t>ENGLISH</w:t>
+            </w:r>
+          </w:p>
+        </w:tc>
+        <w:tc>
+          <w:tcPr>
+            <w:tcW w:type="dxa" w:w="1530"/>
+          </w:tcPr>
+          <w:p>
+            <w:r>
+              <w:t>7A</w:t>
+              <w:br/>
+              <w:t>ENGLISH</w:t>
+            </w:r>
+          </w:p>
+        </w:tc>
+        <w:tc>
+          <w:tcPr>
+            <w:tcW w:type="dxa" w:w="1530"/>
           </w:tcPr>
           <w:p>
             <w:r>
@@ -236,15 +616,7 @@
         </w:tc>
         <w:tc>
           <w:tcPr>
-            <w:tcW w:type="dxa" w:w="1080"/>
-          </w:tcPr>
-          <w:p>
-            <w:r/>
-          </w:p>
-        </w:tc>
-        <w:tc>
-          <w:tcPr>
-            <w:tcW w:type="dxa" w:w="1080"/>
+            <w:tcW w:type="dxa" w:w="1530"/>
           </w:tcPr>
           <w:p>
             <w:r>
@@ -256,7 +628,83 @@
         </w:tc>
         <w:tc>
           <w:tcPr>
-            <w:tcW w:type="dxa" w:w="1080"/>
+            <w:tcW w:type="dxa" w:w="1530"/>
+          </w:tcPr>
+          <w:p>
+            <w:r/>
+          </w:p>
+        </w:tc>
+        <w:tc>
+          <w:tcPr>
+            <w:tcW w:type="dxa" w:w="1530"/>
+          </w:tcPr>
+          <w:p>
+            <w:r>
+              <w:t>10:55-11:35</w:t>
+            </w:r>
+          </w:p>
+        </w:tc>
+      </w:tr>
+      <w:tr>
+        <w:tc>
+          <w:tcPr>
+            <w:tcW w:type="dxa" w:w="1530"/>
+          </w:tcPr>
+          <w:p>
+            <w:r>
+              <w:t>P6</w:t>
+            </w:r>
+          </w:p>
+        </w:tc>
+        <w:tc>
+          <w:tcPr>
+            <w:tcW w:type="dxa" w:w="1530"/>
+          </w:tcPr>
+          <w:p>
+            <w:r>
+              <w:t>12:00-12:40</w:t>
+            </w:r>
+          </w:p>
+        </w:tc>
+        <w:tc>
+          <w:tcPr>
+            <w:tcW w:type="dxa" w:w="1530"/>
+          </w:tcPr>
+          <w:p>
+            <w:r/>
+          </w:p>
+        </w:tc>
+        <w:tc>
+          <w:tcPr>
+            <w:tcW w:type="dxa" w:w="1530"/>
+          </w:tcPr>
+          <w:p>
+            <w:r/>
+          </w:p>
+        </w:tc>
+        <w:tc>
+          <w:tcPr>
+            <w:tcW w:type="dxa" w:w="1530"/>
+          </w:tcPr>
+          <w:p>
+            <w:r>
+              <w:t>8B</w:t>
+              <w:br/>
+              <w:t>ENGLISH</w:t>
+            </w:r>
+          </w:p>
+        </w:tc>
+        <w:tc>
+          <w:tcPr>
+            <w:tcW w:type="dxa" w:w="1530"/>
+          </w:tcPr>
+          <w:p>
+            <w:r/>
+          </w:p>
+        </w:tc>
+        <w:tc>
+          <w:tcPr>
+            <w:tcW w:type="dxa" w:w="1530"/>
           </w:tcPr>
           <w:p>
             <w:r>
@@ -268,23 +716,11 @@
         </w:tc>
         <w:tc>
           <w:tcPr>
-            <w:tcW w:type="dxa" w:w="1080"/>
+            <w:tcW w:type="dxa" w:w="1530"/>
           </w:tcPr>
           <w:p>
             <w:r>
-              <w:t>7A</w:t>
-              <w:br/>
-              <w:t>ENGLISH</w:t>
-            </w:r>
-          </w:p>
-        </w:tc>
-        <w:tc>
-          <w:tcPr>
-            <w:tcW w:type="dxa" w:w="1080"/>
-          </w:tcPr>
-          <w:p>
-            <w:r>
-              <w:t>8:40-9:15</w:t>
+              <w:t>11:35-12:15</w:t>
             </w:r>
           </w:p>
         </w:tc>
@@ -292,27 +728,27 @@
       <w:tr>
         <w:tc>
           <w:tcPr>
-            <w:tcW w:type="dxa" w:w="1080"/>
+            <w:tcW w:type="dxa" w:w="1530"/>
           </w:tcPr>
           <w:p>
             <w:r>
-              <w:t>P3</w:t>
+              <w:t>P7</w:t>
             </w:r>
           </w:p>
         </w:tc>
         <w:tc>
           <w:tcPr>
-            <w:tcW w:type="dxa" w:w="1080"/>
+            <w:tcW w:type="dxa" w:w="1530"/>
           </w:tcPr>
           <w:p>
             <w:r>
-              <w:t>9:30-10:10</w:t>
+              <w:t>12:40-1:20</w:t>
             </w:r>
           </w:p>
         </w:tc>
         <w:tc>
           <w:tcPr>
-            <w:tcW w:type="dxa" w:w="1080"/>
+            <w:tcW w:type="dxa" w:w="1530"/>
           </w:tcPr>
           <w:p>
             <w:r/>
@@ -320,87 +756,7 @@
         </w:tc>
         <w:tc>
           <w:tcPr>
-            <w:tcW w:type="dxa" w:w="1080"/>
-          </w:tcPr>
-          <w:p>
-            <w:r/>
-          </w:p>
-        </w:tc>
-        <w:tc>
-          <w:tcPr>
-            <w:tcW w:type="dxa" w:w="1080"/>
-          </w:tcPr>
-          <w:p>
-            <w:r>
-              <w:t>7A</w:t>
-              <w:br/>
-              <w:t>ENGLISH</w:t>
-            </w:r>
-          </w:p>
-        </w:tc>
-        <w:tc>
-          <w:tcPr>
-            <w:tcW w:type="dxa" w:w="1080"/>
-          </w:tcPr>
-          <w:p>
-            <w:r/>
-          </w:p>
-        </w:tc>
-        <w:tc>
-          <w:tcPr>
-            <w:tcW w:type="dxa" w:w="1080"/>
-          </w:tcPr>
-          <w:p>
-            <w:r/>
-          </w:p>
-        </w:tc>
-        <w:tc>
-          <w:tcPr>
-            <w:tcW w:type="dxa" w:w="1080"/>
-          </w:tcPr>
-          <w:p>
-            <w:r>
-              <w:t>9:15-9:50</w:t>
-            </w:r>
-          </w:p>
-        </w:tc>
-      </w:tr>
-      <w:tr>
-        <w:tc>
-          <w:tcPr>
-            <w:tcW w:type="dxa" w:w="1080"/>
-          </w:tcPr>
-          <w:p>
-            <w:r>
-              <w:t>P4</w:t>
-            </w:r>
-          </w:p>
-        </w:tc>
-        <w:tc>
-          <w:tcPr>
-            <w:tcW w:type="dxa" w:w="1080"/>
-          </w:tcPr>
-          <w:p>
-            <w:r>
-              <w:t>10:10-10:50</w:t>
-            </w:r>
-          </w:p>
-        </w:tc>
-        <w:tc>
-          <w:tcPr>
-            <w:tcW w:type="dxa" w:w="1080"/>
-          </w:tcPr>
-          <w:p>
-            <w:r>
-              <w:t>9E</w:t>
-              <w:br/>
-              <w:t>ENGLISH</w:t>
-            </w:r>
-          </w:p>
-        </w:tc>
-        <w:tc>
-          <w:tcPr>
-            <w:tcW w:type="dxa" w:w="1080"/>
+            <w:tcW w:type="dxa" w:w="1530"/>
           </w:tcPr>
           <w:p>
             <w:r>
@@ -412,7 +768,7 @@
         </w:tc>
         <w:tc>
           <w:tcPr>
-            <w:tcW w:type="dxa" w:w="1080"/>
+            <w:tcW w:type="dxa" w:w="1530"/>
           </w:tcPr>
           <w:p>
             <w:r/>
@@ -420,63 +776,7 @@
         </w:tc>
         <w:tc>
           <w:tcPr>
-            <w:tcW w:type="dxa" w:w="1080"/>
-          </w:tcPr>
-          <w:p>
-            <w:r>
-              <w:t>8B</w:t>
-              <w:br/>
-              <w:t>ENGLISH</w:t>
-            </w:r>
-          </w:p>
-        </w:tc>
-        <w:tc>
-          <w:tcPr>
-            <w:tcW w:type="dxa" w:w="1080"/>
-          </w:tcPr>
-          <w:p>
-            <w:r>
-              <w:t>9E</w:t>
-              <w:br/>
-              <w:t>ENGLISH</w:t>
-            </w:r>
-          </w:p>
-        </w:tc>
-        <w:tc>
-          <w:tcPr>
-            <w:tcW w:type="dxa" w:w="1080"/>
-          </w:tcPr>
-          <w:p>
-            <w:r>
-              <w:t>9:50-10:25</w:t>
-            </w:r>
-          </w:p>
-        </w:tc>
-      </w:tr>
-      <w:tr>
-        <w:tc>
-          <w:tcPr>
-            <w:tcW w:type="dxa" w:w="1080"/>
-          </w:tcPr>
-          <w:p>
-            <w:r>
-              <w:t>Lunch</w:t>
-            </w:r>
-          </w:p>
-        </w:tc>
-        <w:tc>
-          <w:tcPr>
-            <w:tcW w:type="dxa" w:w="1080"/>
-          </w:tcPr>
-          <w:p>
-            <w:r>
-              <w:t>10:50-11:20</w:t>
-            </w:r>
-          </w:p>
-        </w:tc>
-        <w:tc>
-          <w:tcPr>
-            <w:tcW w:type="dxa" w:w="1080"/>
+            <w:tcW w:type="dxa" w:w="1530"/>
           </w:tcPr>
           <w:p>
             <w:r/>
@@ -484,7 +784,7 @@
         </w:tc>
         <w:tc>
           <w:tcPr>
-            <w:tcW w:type="dxa" w:w="1080"/>
+            <w:tcW w:type="dxa" w:w="1530"/>
           </w:tcPr>
           <w:p>
             <w:r/>
@@ -492,95 +792,37 @@
         </w:tc>
         <w:tc>
           <w:tcPr>
-            <w:tcW w:type="dxa" w:w="1080"/>
+            <w:tcW w:type="dxa" w:w="1530"/>
           </w:tcPr>
           <w:p>
             <w:r/>
-          </w:p>
-        </w:tc>
-        <w:tc>
-          <w:tcPr>
-            <w:tcW w:type="dxa" w:w="1080"/>
-          </w:tcPr>
-          <w:p>
-            <w:r/>
-          </w:p>
-        </w:tc>
-        <w:tc>
-          <w:tcPr>
-            <w:tcW w:type="dxa" w:w="1080"/>
-          </w:tcPr>
-          <w:p>
-            <w:r/>
-          </w:p>
-        </w:tc>
-        <w:tc>
-          <w:tcPr>
-            <w:tcW w:type="dxa" w:w="1080"/>
-          </w:tcPr>
-          <w:p>
-            <w:r>
-              <w:t>10:25-10:55</w:t>
-            </w:r>
           </w:p>
         </w:tc>
       </w:tr>
       <w:tr>
         <w:tc>
           <w:tcPr>
-            <w:tcW w:type="dxa" w:w="1080"/>
+            <w:tcW w:type="dxa" w:w="1530"/>
           </w:tcPr>
           <w:p>
             <w:r>
-              <w:t>P5</w:t>
+              <w:t>P8</w:t>
             </w:r>
           </w:p>
         </w:tc>
         <w:tc>
           <w:tcPr>
-            <w:tcW w:type="dxa" w:w="1080"/>
+            <w:tcW w:type="dxa" w:w="1530"/>
           </w:tcPr>
           <w:p>
             <w:r>
-              <w:t>11:20-12:00</w:t>
+              <w:t>1:20-2:00</w:t>
             </w:r>
           </w:p>
         </w:tc>
         <w:tc>
           <w:tcPr>
-            <w:tcW w:type="dxa" w:w="1080"/>
-          </w:tcPr>
-          <w:p>
-            <w:r>
-              <w:t>8B</w:t>
-              <w:br/>
-              <w:t>ENGLISH</w:t>
-            </w:r>
-          </w:p>
-        </w:tc>
-        <w:tc>
-          <w:tcPr>
-            <w:tcW w:type="dxa" w:w="1080"/>
-          </w:tcPr>
-          <w:p>
-            <w:r>
-              <w:t>7A</w:t>
-              <w:br/>
-              <w:t>ENGLISH</w:t>
-            </w:r>
-          </w:p>
-        </w:tc>
-        <w:tc>
-          <w:tcPr>
-            <w:tcW w:type="dxa" w:w="1080"/>
-          </w:tcPr>
-          <w:p>
-            <w:r/>
-          </w:p>
-        </w:tc>
-        <w:tc>
-          <w:tcPr>
-            <w:tcW w:type="dxa" w:w="1080"/>
+            <w:tcW w:type="dxa" w:w="1530"/>
           </w:tcPr>
           <w:p>
             <w:r>
@@ -592,51 +834,7 @@
         </w:tc>
         <w:tc>
           <w:tcPr>
-            <w:tcW w:type="dxa" w:w="1080"/>
-          </w:tcPr>
-          <w:p>
-            <w:r>
-              <w:t>8B</w:t>
-              <w:br/>
-              <w:t>ENGLISH</w:t>
-            </w:r>
-          </w:p>
-        </w:tc>
-        <w:tc>
-          <w:tcPr>
-            <w:tcW w:type="dxa" w:w="1080"/>
-          </w:tcPr>
-          <w:p>
-            <w:r>
-              <w:t>10:55-11:35</w:t>
-            </w:r>
-          </w:p>
-        </w:tc>
-      </w:tr>
-      <w:tr>
-        <w:tc>
-          <w:tcPr>
-            <w:tcW w:type="dxa" w:w="1080"/>
-          </w:tcPr>
-          <w:p>
-            <w:r>
-              <w:t>P6</w:t>
-            </w:r>
-          </w:p>
-        </w:tc>
-        <w:tc>
-          <w:tcPr>
-            <w:tcW w:type="dxa" w:w="1080"/>
-          </w:tcPr>
-          <w:p>
-            <w:r>
-              <w:t>12:00-12:40</w:t>
-            </w:r>
-          </w:p>
-        </w:tc>
-        <w:tc>
-          <w:tcPr>
-            <w:tcW w:type="dxa" w:w="1080"/>
+            <w:tcW w:type="dxa" w:w="1530"/>
           </w:tcPr>
           <w:p>
             <w:r/>
@@ -644,31 +842,7 @@
         </w:tc>
         <w:tc>
           <w:tcPr>
-            <w:tcW w:type="dxa" w:w="1080"/>
-          </w:tcPr>
-          <w:p>
-            <w:r>
-              <w:t>8B</w:t>
-              <w:br/>
-              <w:t>ENGLISH</w:t>
-            </w:r>
-          </w:p>
-        </w:tc>
-        <w:tc>
-          <w:tcPr>
-            <w:tcW w:type="dxa" w:w="1080"/>
-          </w:tcPr>
-          <w:p>
-            <w:r>
-              <w:t>8B</w:t>
-              <w:br/>
-              <w:t>ENGLISH</w:t>
-            </w:r>
-          </w:p>
-        </w:tc>
-        <w:tc>
-          <w:tcPr>
-            <w:tcW w:type="dxa" w:w="1080"/>
+            <w:tcW w:type="dxa" w:w="1530"/>
           </w:tcPr>
           <w:p>
             <w:r>
@@ -680,7 +854,7 @@
         </w:tc>
         <w:tc>
           <w:tcPr>
-            <w:tcW w:type="dxa" w:w="1080"/>
+            <w:tcW w:type="dxa" w:w="1530"/>
           </w:tcPr>
           <w:p>
             <w:r>
@@ -692,63 +866,7 @@
         </w:tc>
         <w:tc>
           <w:tcPr>
-            <w:tcW w:type="dxa" w:w="1080"/>
-          </w:tcPr>
-          <w:p>
-            <w:r>
-              <w:t>11:35-12:15</w:t>
-            </w:r>
-          </w:p>
-        </w:tc>
-      </w:tr>
-      <w:tr>
-        <w:tc>
-          <w:tcPr>
-            <w:tcW w:type="dxa" w:w="1080"/>
-          </w:tcPr>
-          <w:p>
-            <w:r>
-              <w:t>P7</w:t>
-            </w:r>
-          </w:p>
-        </w:tc>
-        <w:tc>
-          <w:tcPr>
-            <w:tcW w:type="dxa" w:w="1080"/>
-          </w:tcPr>
-          <w:p>
-            <w:r>
-              <w:t>12:40-1:20</w:t>
-            </w:r>
-          </w:p>
-        </w:tc>
-        <w:tc>
-          <w:tcPr>
-            <w:tcW w:type="dxa" w:w="1080"/>
-          </w:tcPr>
-          <w:p>
-            <w:r>
-              <w:t>7C</w:t>
-              <w:br/>
-              <w:t>ENGLISH</w:t>
-            </w:r>
-          </w:p>
-        </w:tc>
-        <w:tc>
-          <w:tcPr>
-            <w:tcW w:type="dxa" w:w="1080"/>
-          </w:tcPr>
-          <w:p>
-            <w:r>
-              <w:t>9F</w:t>
-              <w:br/>
-              <w:t>ENGLISH</w:t>
-            </w:r>
-          </w:p>
-        </w:tc>
-        <w:tc>
-          <w:tcPr>
-            <w:tcW w:type="dxa" w:w="1080"/>
+            <w:tcW w:type="dxa" w:w="1530"/>
           </w:tcPr>
           <w:p>
             <w:r/>
@@ -756,101 +874,7 @@
         </w:tc>
         <w:tc>
           <w:tcPr>
-            <w:tcW w:type="dxa" w:w="1080"/>
-          </w:tcPr>
-          <w:p>
-            <w:r/>
-          </w:p>
-        </w:tc>
-        <w:tc>
-          <w:tcPr>
-            <w:tcW w:type="dxa" w:w="1080"/>
-          </w:tcPr>
-          <w:p>
-            <w:r/>
-          </w:p>
-        </w:tc>
-        <w:tc>
-          <w:tcPr>
-            <w:tcW w:type="dxa" w:w="1080"/>
-          </w:tcPr>
-          <w:p>
-            <w:r/>
-          </w:p>
-        </w:tc>
-      </w:tr>
-      <w:tr>
-        <w:tc>
-          <w:tcPr>
-            <w:tcW w:type="dxa" w:w="1080"/>
-          </w:tcPr>
-          <w:p>
-            <w:r>
-              <w:t>P8</w:t>
-            </w:r>
-          </w:p>
-        </w:tc>
-        <w:tc>
-          <w:tcPr>
-            <w:tcW w:type="dxa" w:w="1080"/>
-          </w:tcPr>
-          <w:p>
-            <w:r>
-              <w:t>1:20-2:00</w:t>
-            </w:r>
-          </w:p>
-        </w:tc>
-        <w:tc>
-          <w:tcPr>
-            <w:tcW w:type="dxa" w:w="1080"/>
-          </w:tcPr>
-          <w:p>
-            <w:r>
-              <w:t>7A</w:t>
-              <w:br/>
-              <w:t>ENGLISH</w:t>
-            </w:r>
-          </w:p>
-        </w:tc>
-        <w:tc>
-          <w:tcPr>
-            <w:tcW w:type="dxa" w:w="1080"/>
-          </w:tcPr>
-          <w:p>
-            <w:r/>
-          </w:p>
-        </w:tc>
-        <w:tc>
-          <w:tcPr>
-            <w:tcW w:type="dxa" w:w="1080"/>
-          </w:tcPr>
-          <w:p>
-            <w:r>
-              <w:t>9F</w:t>
-              <w:br/>
-              <w:t>ENGLISH</w:t>
-            </w:r>
-          </w:p>
-        </w:tc>
-        <w:tc>
-          <w:tcPr>
-            <w:tcW w:type="dxa" w:w="1080"/>
-          </w:tcPr>
-          <w:p>
-            <w:r/>
-          </w:p>
-        </w:tc>
-        <w:tc>
-          <w:tcPr>
-            <w:tcW w:type="dxa" w:w="1080"/>
-          </w:tcPr>
-          <w:p>
-            <w:r/>
-          </w:p>
-        </w:tc>
-        <w:tc>
-          <w:tcPr>
-            <w:tcW w:type="dxa" w:w="1080"/>
+            <w:tcW w:type="dxa" w:w="1530"/>
           </w:tcPr>
           <w:p>
             <w:r/>
@@ -859,7 +883,7 @@
       </w:tr>
     </w:tbl>
     <w:sectPr>
-      <w:pgSz w:w="12240" w:h="15840"/>
+      <w:pgSz w:w="15840" w:h="12240" w:orient="landscape"/>
       <w:pgMar w:top="1440" w:right="1800" w:bottom="1440" w:left="1800" w:header="720" w:footer="720" w:gutter="0"/>
       <w:cols w:space="720"/>
       <w:docGrid w:linePitch="360"/>

--- a/ZOHA_timetable.docx
+++ b/ZOHA_timetable.docx
@@ -275,7 +275,11 @@
             <w:tcW w:type="dxa" w:w="1530"/>
           </w:tcPr>
           <w:p>
-            <w:r/>
+            <w:r>
+              <w:t>9F</w:t>
+              <w:br/>
+              <w:t>ENGLISH</w:t>
+            </w:r>
           </w:p>
         </w:tc>
         <w:tc>
@@ -607,11 +611,7 @@
             <w:tcW w:type="dxa" w:w="1530"/>
           </w:tcPr>
           <w:p>
-            <w:r>
-              <w:t>9F</w:t>
-              <w:br/>
-              <w:t>ENGLISH</w:t>
-            </w:r>
+            <w:r/>
           </w:p>
         </w:tc>
         <w:tc>

--- a/ZOHA_timetable.docx
+++ b/ZOHA_timetable.docx
@@ -699,7 +699,11 @@
             <w:tcW w:type="dxa" w:w="1530"/>
           </w:tcPr>
           <w:p>
-            <w:r/>
+            <w:r>
+              <w:t>9F</w:t>
+              <w:br/>
+              <w:t>ENGLISH</w:t>
+            </w:r>
           </w:p>
         </w:tc>
         <w:tc>
@@ -857,11 +861,7 @@
             <w:tcW w:type="dxa" w:w="1530"/>
           </w:tcPr>
           <w:p>
-            <w:r>
-              <w:t>9F</w:t>
-              <w:br/>
-              <w:t>ENGLISH</w:t>
-            </w:r>
+            <w:r/>
           </w:p>
         </w:tc>
         <w:tc>

--- a/ZOHA_timetable.docx
+++ b/ZOHA_timetable.docx
@@ -347,11 +347,7 @@
             <w:tcW w:type="dxa" w:w="1530"/>
           </w:tcPr>
           <w:p>
-            <w:r>
-              <w:t>9E</w:t>
-              <w:br/>
-              <w:t>ENGLISH</w:t>
-            </w:r>
+            <w:r/>
           </w:p>
         </w:tc>
         <w:tc>
@@ -447,11 +443,7 @@
             <w:tcW w:type="dxa" w:w="1530"/>
           </w:tcPr>
           <w:p>
-            <w:r>
-              <w:t>7A</w:t>
-              <w:br/>
-              <w:t>ENGLISH</w:t>
-            </w:r>
+            <w:r/>
           </w:p>
         </w:tc>
         <w:tc>
@@ -611,7 +603,11 @@
             <w:tcW w:type="dxa" w:w="1530"/>
           </w:tcPr>
           <w:p>
-            <w:r/>
+            <w:r>
+              <w:t>7A</w:t>
+              <w:br/>
+              <w:t>ENGLISH</w:t>
+            </w:r>
           </w:p>
         </w:tc>
         <w:tc>
@@ -841,7 +837,11 @@
             <w:tcW w:type="dxa" w:w="1530"/>
           </w:tcPr>
           <w:p>
-            <w:r/>
+            <w:r>
+              <w:t>9E</w:t>
+              <w:br/>
+              <w:t>ENGLISH</w:t>
+            </w:r>
           </w:p>
         </w:tc>
         <w:tc>

--- a/ZOHA_timetable.docx
+++ b/ZOHA_timetable.docx
@@ -175,7 +175,11 @@
             <w:tcW w:type="dxa" w:w="1530"/>
           </w:tcPr>
           <w:p>
-            <w:r/>
+            <w:r>
+              <w:t>9E</w:t>
+              <w:br/>
+              <w:t>ENGLISH</w:t>
+            </w:r>
           </w:p>
         </w:tc>
         <w:tc>
@@ -208,7 +212,7 @@
           </w:tcPr>
           <w:p>
             <w:r>
-              <w:t>9E</w:t>
+              <w:t>7C</w:t>
               <w:br/>
               <w:t>ENGLISH</w:t>
             </w:r>
@@ -252,31 +256,7 @@
           </w:tcPr>
           <w:p>
             <w:r>
-              <w:t>9F</w:t>
-              <w:br/>
-              <w:t>ENGLISH</w:t>
-            </w:r>
-          </w:p>
-        </w:tc>
-        <w:tc>
-          <w:tcPr>
-            <w:tcW w:type="dxa" w:w="1530"/>
-          </w:tcPr>
-          <w:p>
-            <w:r>
-              <w:t>9F</w:t>
-              <w:br/>
-              <w:t>ENGLISH</w:t>
-            </w:r>
-          </w:p>
-        </w:tc>
-        <w:tc>
-          <w:tcPr>
-            <w:tcW w:type="dxa" w:w="1530"/>
-          </w:tcPr>
-          <w:p>
-            <w:r>
-              <w:t>9F</w:t>
+              <w:t>7A</w:t>
               <w:br/>
               <w:t>ENGLISH</w:t>
             </w:r>
@@ -296,6 +276,30 @@
           </w:tcPr>
           <w:p>
             <w:r/>
+          </w:p>
+        </w:tc>
+        <w:tc>
+          <w:tcPr>
+            <w:tcW w:type="dxa" w:w="1530"/>
+          </w:tcPr>
+          <w:p>
+            <w:r>
+              <w:t>7A</w:t>
+              <w:br/>
+              <w:t>ENGLISH</w:t>
+            </w:r>
+          </w:p>
+        </w:tc>
+        <w:tc>
+          <w:tcPr>
+            <w:tcW w:type="dxa" w:w="1530"/>
+          </w:tcPr>
+          <w:p>
+            <w:r>
+              <w:t>7A</w:t>
+              <w:br/>
+              <w:t>ENGLISH</w:t>
+            </w:r>
           </w:p>
         </w:tc>
         <w:tc>
@@ -335,8 +339,16 @@
             <w:tcW w:type="dxa" w:w="1530"/>
           </w:tcPr>
           <w:p>
+            <w:r/>
+          </w:p>
+        </w:tc>
+        <w:tc>
+          <w:tcPr>
+            <w:tcW w:type="dxa" w:w="1530"/>
+          </w:tcPr>
+          <w:p>
             <w:r>
-              <w:t>8B</w:t>
+              <w:t>7A</w:t>
               <w:br/>
               <w:t>ENGLISH</w:t>
             </w:r>
@@ -347,7 +359,11 @@
             <w:tcW w:type="dxa" w:w="1530"/>
           </w:tcPr>
           <w:p>
-            <w:r/>
+            <w:r>
+              <w:t>7A</w:t>
+              <w:br/>
+              <w:t>ENGLISH</w:t>
+            </w:r>
           </w:p>
         </w:tc>
         <w:tc>
@@ -367,23 +383,7 @@
             <w:tcW w:type="dxa" w:w="1530"/>
           </w:tcPr>
           <w:p>
-            <w:r>
-              <w:t>8B</w:t>
-              <w:br/>
-              <w:t>ENGLISH</w:t>
-            </w:r>
-          </w:p>
-        </w:tc>
-        <w:tc>
-          <w:tcPr>
-            <w:tcW w:type="dxa" w:w="1530"/>
-          </w:tcPr>
-          <w:p>
-            <w:r>
-              <w:t>7C</w:t>
-              <w:br/>
-              <w:t>ENGLISH</w:t>
-            </w:r>
+            <w:r/>
           </w:p>
         </w:tc>
         <w:tc>
@@ -431,8 +431,16 @@
             <w:tcW w:type="dxa" w:w="1530"/>
           </w:tcPr>
           <w:p>
+            <w:r/>
+          </w:p>
+        </w:tc>
+        <w:tc>
+          <w:tcPr>
+            <w:tcW w:type="dxa" w:w="1530"/>
+          </w:tcPr>
+          <w:p>
             <w:r>
-              <w:t>8B</w:t>
+              <w:t>9F</w:t>
               <w:br/>
               <w:t>ENGLISH</w:t>
             </w:r>
@@ -444,18 +452,6 @@
           </w:tcPr>
           <w:p>
             <w:r/>
-          </w:p>
-        </w:tc>
-        <w:tc>
-          <w:tcPr>
-            <w:tcW w:type="dxa" w:w="1530"/>
-          </w:tcPr>
-          <w:p>
-            <w:r>
-              <w:t>7A</w:t>
-              <w:br/>
-              <w:t>ENGLISH</w:t>
-            </w:r>
           </w:p>
         </w:tc>
         <w:tc>
@@ -580,31 +576,7 @@
           </w:tcPr>
           <w:p>
             <w:r>
-              <w:t>7A</w:t>
-              <w:br/>
-              <w:t>ENGLISH</w:t>
-            </w:r>
-          </w:p>
-        </w:tc>
-        <w:tc>
-          <w:tcPr>
-            <w:tcW w:type="dxa" w:w="1530"/>
-          </w:tcPr>
-          <w:p>
-            <w:r>
-              <w:t>7A</w:t>
-              <w:br/>
-              <w:t>ENGLISH</w:t>
-            </w:r>
-          </w:p>
-        </w:tc>
-        <w:tc>
-          <w:tcPr>
-            <w:tcW w:type="dxa" w:w="1530"/>
-          </w:tcPr>
-          <w:p>
-            <w:r>
-              <w:t>7A</w:t>
+              <w:t>7C</w:t>
               <w:br/>
               <w:t>ENGLISH</w:t>
             </w:r>
@@ -628,6 +600,26 @@
           </w:tcPr>
           <w:p>
             <w:r/>
+          </w:p>
+        </w:tc>
+        <w:tc>
+          <w:tcPr>
+            <w:tcW w:type="dxa" w:w="1530"/>
+          </w:tcPr>
+          <w:p>
+            <w:r/>
+          </w:p>
+        </w:tc>
+        <w:tc>
+          <w:tcPr>
+            <w:tcW w:type="dxa" w:w="1530"/>
+          </w:tcPr>
+          <w:p>
+            <w:r>
+              <w:t>9F</w:t>
+              <w:br/>
+              <w:t>ENGLISH</w:t>
+            </w:r>
           </w:p>
         </w:tc>
         <w:tc>
@@ -675,7 +667,11 @@
             <w:tcW w:type="dxa" w:w="1530"/>
           </w:tcPr>
           <w:p>
-            <w:r/>
+            <w:r>
+              <w:t>9F</w:t>
+              <w:br/>
+              <w:t>ENGLISH</w:t>
+            </w:r>
           </w:p>
         </w:tc>
         <w:tc>
@@ -684,7 +680,7 @@
           </w:tcPr>
           <w:p>
             <w:r>
-              <w:t>8B</w:t>
+              <w:t>7C</w:t>
               <w:br/>
               <w:t>ENGLISH</w:t>
             </w:r>
@@ -708,7 +704,7 @@
           </w:tcPr>
           <w:p>
             <w:r>
-              <w:t>7A</w:t>
+              <w:t>9E</w:t>
               <w:br/>
               <w:t>ENGLISH</w:t>
             </w:r>
@@ -751,7 +747,11 @@
             <w:tcW w:type="dxa" w:w="1530"/>
           </w:tcPr>
           <w:p>
-            <w:r/>
+            <w:r>
+              <w:t>8B</w:t>
+              <w:br/>
+              <w:t>ENGLISH</w:t>
+            </w:r>
           </w:p>
         </w:tc>
         <w:tc>
@@ -760,7 +760,7 @@
           </w:tcPr>
           <w:p>
             <w:r>
-              <w:t>7C</w:t>
+              <w:t>8B</w:t>
               <w:br/>
               <w:t>ENGLISH</w:t>
             </w:r>
@@ -826,30 +826,6 @@
           </w:tcPr>
           <w:p>
             <w:r>
-              <w:t>7C</w:t>
-              <w:br/>
-              <w:t>ENGLISH</w:t>
-            </w:r>
-          </w:p>
-        </w:tc>
-        <w:tc>
-          <w:tcPr>
-            <w:tcW w:type="dxa" w:w="1530"/>
-          </w:tcPr>
-          <w:p>
-            <w:r>
-              <w:t>9E</w:t>
-              <w:br/>
-              <w:t>ENGLISH</w:t>
-            </w:r>
-          </w:p>
-        </w:tc>
-        <w:tc>
-          <w:tcPr>
-            <w:tcW w:type="dxa" w:w="1530"/>
-          </w:tcPr>
-          <w:p>
-            <w:r>
               <w:t>9F</w:t>
               <w:br/>
               <w:t>ENGLISH</w:t>
@@ -862,6 +838,30 @@
           </w:tcPr>
           <w:p>
             <w:r/>
+          </w:p>
+        </w:tc>
+        <w:tc>
+          <w:tcPr>
+            <w:tcW w:type="dxa" w:w="1530"/>
+          </w:tcPr>
+          <w:p>
+            <w:r>
+              <w:t>8B</w:t>
+              <w:br/>
+              <w:t>ENGLISH</w:t>
+            </w:r>
+          </w:p>
+        </w:tc>
+        <w:tc>
+          <w:tcPr>
+            <w:tcW w:type="dxa" w:w="1530"/>
+          </w:tcPr>
+          <w:p>
+            <w:r>
+              <w:t>8B</w:t>
+              <w:br/>
+              <w:t>ENGLISH</w:t>
+            </w:r>
           </w:p>
         </w:tc>
         <w:tc>
